--- a/astro-site/public/dl/plan-catering-tematico-eventos/catalogo-equipamiento-multi-cocina-catering-tematico.docx
+++ b/astro-site/public/dl/plan-catering-tematico-eventos/catalogo-equipamiento-multi-cocina-catering-tematico.docx
@@ -39,7 +39,7 @@
           <w:color w:val="C4974A"/>
           <w:sz w:val="24"/>
         </w:rPr>
-        <w:t>Marcas y modelos validados España 2026</w:t>
+        <w:t>Marcas y modelos de referencia · edición 2026</w:t>
       </w:r>
     </w:p>
     <w:p>
@@ -75,7 +75,7 @@
         <w:spacing w:after="120"/>
       </w:pPr>
       <w:r>
-        <w:t>El equipamiento del catering temático multi-concepto es la inversión más compleja del modelo. A diferencia de un monoproducto (paellero, parrillero), aquí necesitas equipamiento especializado por cada cocina del mundo que ofrezcas. La estrategia recomendada es empezar con 1-2 conceptos dominados (ej. sushi-bar + pizza al horno de leña) y añadir 1-2/año, amortizando inversión progresivamente.</w:t>
+        <w:t>El equipamiento del catering temático multi-concepto es la inversión más compleja del modelo. A diferencia de un monoproducto (paellero, parrillero), aquí necesitas equipamiento especializado para cada estación temática que vendas (empieza por dos o tres, no por todas). La estrategia recomendada es empezar con 1-2 conceptos dominados (ej. sushi-bar + pizza al horno de leña) y añadir 1-2/año, amortizando inversión progresivamente.</w:t>
       </w:r>
     </w:p>
     <w:p>
@@ -3586,7 +3586,7 @@
           </w:tcPr>
           <w:p>
             <w:r>
-              <w:t>16.000 € usado / 380 €/mes</w:t>
+              <w:t>18.000-22.000 € usada con equipo de frío y certificado ATP (el plan financiero presupuesta 22.000 €)</w:t>
             </w:r>
           </w:p>
         </w:tc>

--- a/astro-site/public/dl/plan-catering-tematico-eventos/catalogo-equipamiento-multi-cocina-catering-tematico.docx
+++ b/astro-site/public/dl/plan-catering-tematico-eventos/catalogo-equipamiento-multi-cocina-catering-tematico.docx
@@ -75,7 +75,7 @@
         <w:spacing w:after="120"/>
       </w:pPr>
       <w:r>
-        <w:t>El equipamiento del catering temático multi-concepto es la inversión más compleja del modelo. A diferencia de un monoproducto (paellero, parrillero), aquí necesitas equipamiento especializado para cada estación temática que vendas (empieza por dos o tres, no por todas). La estrategia recomendada es empezar con 1-2 conceptos dominados (ej. sushi-bar + pizza al horno de leña) y añadir 1-2/año, amortizando inversión progresivamente.</w:t>
+        <w:t>El equipamiento del catering temático multi-concepto es la inversión más compleja del modelo. A diferencia de un monoproducto (paellero, parrillero), aquí necesitas equipamiento especializado para cada estación temática que vendas (empieza por dos o tres, no por todas). La estrategia recomendada es empezar con dos o tres conceptos dominados (ej. sushi-bar + pizza al horno de leña) y añadir 1-2/año, amortizando inversión progresivamente.</w:t>
       </w:r>
     </w:p>
     <w:p>
@@ -3765,7 +3765,7 @@
       </w:r>
     </w:p>
     <w:sectPr>
-      <w:pgSz w:w="12240" w:h="15840"/>
+      <w:pgSz w:w="11906" w:h="16838"/>
       <w:pgMar w:top="1440" w:right="1800" w:bottom="1440" w:left="1800" w:header="720" w:footer="720" w:gutter="0"/>
       <w:cols w:space="720"/>
       <w:docGrid w:linePitch="360"/>
